--- a/eng/docx/53.content.docx
+++ b/eng/docx/53.content.docx
@@ -19,7 +19,7 @@
         <w:rPr>
           <w:lang w:val="en_US" w:bidi="en_US"/>
         </w:rPr>
-        <w:t>Resource: Study Notes - Book Intros (Tyndale)</w:t>
+        <w:t>Resource: Tyndale Open Study Notes</w:t>
       </w:r>
       <w:r>
         <w:rPr>
@@ -112,7 +112,7 @@
         <w:rPr>
           <w:lang w:val="en_US" w:bidi="en_US"/>
         </w:rPr>
-        <w:t>Study Notes - Book Intros (Tyndale)</w:t>
+        <w:t>Tyndale Open Study Notes</w:t>
       </w:r>
     </w:p>
     <w:p>

--- a/eng/docx/53.content.docx
+++ b/eng/docx/53.content.docx
@@ -231,7 +231,7 @@
         <w:rPr>
           <w:lang w:val="en_US" w:bidi="en_US"/>
         </w:rPr>
-        <w:t>The Christians in Thessalonica had encountered persecution for their faith since converting. But now it was more severe. A false teaching claimed that the Day of the Lord had already come. Some Christians even stopped working. What do you say to people whose lives go from bad to worse? The apostle Paul’s second letter to this new church addresses their troubles.</w:t>
+        <w:t>The Christians in Thessalonica had encountered persecution for their faith since converting. But now it was more severe. A false teaching claimed that the day of the Lord had already come. Some Christians even stopped working. What do you say to people whose lives go from bad to worse? The apostle Paul’s second letter to this new church addresses their troubles.</w:t>
       </w:r>
     </w:p>
     <w:p>
@@ -360,7 +360,7 @@
         <w:rPr>
           <w:lang w:val="en_US" w:bidi="en_US"/>
         </w:rPr>
-        <w:t>After Paul sent his first letter, the situation in the Thessalonian church became worse, and persecution against the faith increased. A false teaching claimed that the Day of the Lord had already arrived (</w:t>
+        <w:t>After Paul sent his first letter, the situation in the Thessalonian church became worse, and persecution against the faith increased. A false teaching claimed that the day of the Lord had already arrived (</w:t>
       </w:r>
       <w:hyperlink r:id="rId18">
         <w:r>

--- a/eng/docx/53.content.docx
+++ b/eng/docx/53.content.docx
@@ -19,7 +19,7 @@
         <w:rPr>
           <w:lang w:val="en_US" w:bidi="en_US"/>
         </w:rPr>
-        <w:t>Resource: Tyndale Open Study Notes</w:t>
+        <w:t>Resource: Aquifer Open Study Notes (Book Intros)</w:t>
       </w:r>
       <w:r>
         <w:rPr>
@@ -112,7 +112,7 @@
         <w:rPr>
           <w:lang w:val="en_US" w:bidi="en_US"/>
         </w:rPr>
-        <w:t>Tyndale Open Study Notes</w:t>
+        <w:t>Aquifer Open Study Notes (Book Intros)</w:t>
       </w:r>
     </w:p>
     <w:p>

--- a/eng/docx/53.content.docx
+++ b/eng/docx/53.content.docx
@@ -258,90 +258,60 @@
         </w:rPr>
         <w:t>Since they converted to Christianity, the Thessalonian Christians encountered suffering (</w:t>
       </w:r>
-      <w:hyperlink r:id="rId13">
-        <w:r>
-          <w:rPr>
-            <w:lang w:val="en_US" w:bidi="en_US"/>
-          </w:rPr>
-          <w:rPr>
-            <w:color w:val="0000EE"/>
-            <w:u w:val="single"/>
-          </w:rPr>
-          <w:t>1 Thessalonians 1:6</w:t>
-        </w:r>
-      </w:hyperlink>
+      <w:r>
+        <w:rPr>
+          <w:lang w:val="en_US" w:bidi="en_US"/>
+        </w:rPr>
+        <w:t>1 Thessalonians 1:6</w:t>
+      </w:r>
       <w:r>
         <w:rPr>
           <w:lang w:val="en_US" w:bidi="en_US"/>
         </w:rPr>
         <w:t xml:space="preserve">; </w:t>
       </w:r>
-      <w:hyperlink r:id="rId14">
-        <w:r>
-          <w:rPr>
-            <w:lang w:val="en_US" w:bidi="en_US"/>
-          </w:rPr>
-          <w:rPr>
-            <w:color w:val="0000EE"/>
-            <w:u w:val="single"/>
-          </w:rPr>
-          <w:t>2:14</w:t>
-        </w:r>
-      </w:hyperlink>
+      <w:r>
+        <w:rPr>
+          <w:lang w:val="en_US" w:bidi="en_US"/>
+        </w:rPr>
+        <w:t>2:14</w:t>
+      </w:r>
       <w:r>
         <w:rPr>
           <w:lang w:val="en_US" w:bidi="en_US"/>
         </w:rPr>
         <w:t>). Paul worried about whether they would remain Christians (</w:t>
       </w:r>
-      <w:hyperlink r:id="rId15">
-        <w:r>
-          <w:rPr>
-            <w:lang w:val="en_US" w:bidi="en_US"/>
-          </w:rPr>
-          <w:rPr>
-            <w:color w:val="0000EE"/>
-            <w:u w:val="single"/>
-          </w:rPr>
-          <w:t>1 Thessalonians 3:5</w:t>
-        </w:r>
-      </w:hyperlink>
+      <w:r>
+        <w:rPr>
+          <w:lang w:val="en_US" w:bidi="en_US"/>
+        </w:rPr>
+        <w:t>1 Thessalonians 3:5</w:t>
+      </w:r>
       <w:r>
         <w:rPr>
           <w:lang w:val="en_US" w:bidi="en_US"/>
         </w:rPr>
         <w:t>). When Paul wrote 1 Thessalonians, they remained strong in faith, love, and hope (</w:t>
       </w:r>
-      <w:hyperlink r:id="rId16">
-        <w:r>
-          <w:rPr>
-            <w:lang w:val="en_US" w:bidi="en_US"/>
-          </w:rPr>
-          <w:rPr>
-            <w:color w:val="0000EE"/>
-            <w:u w:val="single"/>
-          </w:rPr>
-          <w:t>1 Thessalonians 1:3</w:t>
-        </w:r>
-      </w:hyperlink>
+      <w:r>
+        <w:rPr>
+          <w:lang w:val="en_US" w:bidi="en_US"/>
+        </w:rPr>
+        <w:t>1 Thessalonians 1:3</w:t>
+      </w:r>
       <w:r>
         <w:rPr>
           <w:lang w:val="en_US" w:bidi="en_US"/>
         </w:rPr>
         <w:t xml:space="preserve">; </w:t>
       </w:r>
-      <w:hyperlink r:id="rId17">
-        <w:r>
-          <w:rPr>
-            <w:lang w:val="en_US" w:bidi="en_US"/>
-          </w:rPr>
-          <w:rPr>
-            <w:color w:val="0000EE"/>
-            <w:u w:val="single"/>
-          </w:rPr>
-          <w:t>3:6–8</w:t>
-        </w:r>
-      </w:hyperlink>
+      <w:r>
+        <w:rPr>
+          <w:lang w:val="en_US" w:bidi="en_US"/>
+        </w:rPr>
+        <w:t>3:6–8</w:t>
+      </w:r>
       <w:r>
         <w:rPr>
           <w:lang w:val="en_US" w:bidi="en_US"/>
@@ -362,54 +332,36 @@
         </w:rPr>
         <w:t>After Paul sent his first letter, the situation in the Thessalonian church became worse, and persecution against the faith increased. A false teaching claimed that the day of the Lord had already arrived (</w:t>
       </w:r>
-      <w:hyperlink r:id="rId18">
-        <w:r>
-          <w:rPr>
-            <w:lang w:val="en_US" w:bidi="en_US"/>
-          </w:rPr>
-          <w:rPr>
-            <w:color w:val="0000EE"/>
-            <w:u w:val="single"/>
-          </w:rPr>
-          <w:t>2:2</w:t>
-        </w:r>
-      </w:hyperlink>
+      <w:r>
+        <w:rPr>
+          <w:lang w:val="en_US" w:bidi="en_US"/>
+        </w:rPr>
+        <w:t>2:2</w:t>
+      </w:r>
       <w:r>
         <w:rPr>
           <w:lang w:val="en_US" w:bidi="en_US"/>
         </w:rPr>
         <w:t>). Paul wrote 2 Thessalonians after hearing this news to help the church change its perspective (</w:t>
       </w:r>
-      <w:hyperlink r:id="rId18">
-        <w:r>
-          <w:rPr>
-            <w:lang w:val="en_US" w:bidi="en_US"/>
-          </w:rPr>
-          <w:rPr>
-            <w:color w:val="0000EE"/>
-            <w:u w:val="single"/>
-          </w:rPr>
-          <w:t>2:2</w:t>
-        </w:r>
-      </w:hyperlink>
+      <w:r>
+        <w:rPr>
+          <w:lang w:val="en_US" w:bidi="en_US"/>
+        </w:rPr>
+        <w:t>2:2</w:t>
+      </w:r>
       <w:r>
         <w:rPr>
           <w:lang w:val="en_US" w:bidi="en_US"/>
         </w:rPr>
         <w:t xml:space="preserve">; </w:t>
       </w:r>
-      <w:hyperlink r:id="rId19">
-        <w:r>
-          <w:rPr>
-            <w:lang w:val="en_US" w:bidi="en_US"/>
-          </w:rPr>
-          <w:rPr>
-            <w:color w:val="0000EE"/>
-            <w:u w:val="single"/>
-          </w:rPr>
-          <w:t>3:11</w:t>
-        </w:r>
-      </w:hyperlink>
+      <w:r>
+        <w:rPr>
+          <w:lang w:val="en_US" w:bidi="en_US"/>
+        </w:rPr>
+        <w:t>3:11</w:t>
+      </w:r>
       <w:r>
         <w:rPr>
           <w:lang w:val="en_US" w:bidi="en_US"/>
@@ -441,72 +393,48 @@
         </w:rPr>
         <w:t>Second Thessalonians begins with a typical greeting (</w:t>
       </w:r>
-      <w:hyperlink r:id="rId20">
-        <w:r>
-          <w:rPr>
-            <w:lang w:val="en_US" w:bidi="en_US"/>
-          </w:rPr>
-          <w:rPr>
-            <w:color w:val="0000EE"/>
-            <w:u w:val="single"/>
-          </w:rPr>
-          <w:t>1:1–2</w:t>
-        </w:r>
-      </w:hyperlink>
+      <w:r>
+        <w:rPr>
+          <w:lang w:val="en_US" w:bidi="en_US"/>
+        </w:rPr>
+        <w:t>1:1–2</w:t>
+      </w:r>
       <w:r>
         <w:rPr>
           <w:lang w:val="en_US" w:bidi="en_US"/>
         </w:rPr>
         <w:t>). It quickly moves to giving thanks for the church's faith, love, and patient hope. They had become an example for other churches (</w:t>
       </w:r>
-      <w:hyperlink r:id="rId21">
-        <w:r>
-          <w:rPr>
-            <w:lang w:val="en_US" w:bidi="en_US"/>
-          </w:rPr>
-          <w:rPr>
-            <w:color w:val="0000EE"/>
-            <w:u w:val="single"/>
-          </w:rPr>
-          <w:t>1:3–4</w:t>
-        </w:r>
-      </w:hyperlink>
+      <w:r>
+        <w:rPr>
+          <w:lang w:val="en_US" w:bidi="en_US"/>
+        </w:rPr>
+        <w:t>1:3–4</w:t>
+      </w:r>
       <w:r>
         <w:rPr>
           <w:lang w:val="en_US" w:bidi="en_US"/>
         </w:rPr>
         <w:t>). Paul acknowledges their suffering and says God will judge those who persecute them and reward the Thessalonian Christians (</w:t>
       </w:r>
-      <w:hyperlink r:id="rId22">
-        <w:r>
-          <w:rPr>
-            <w:lang w:val="en_US" w:bidi="en_US"/>
-          </w:rPr>
-          <w:rPr>
-            <w:color w:val="0000EE"/>
-            <w:u w:val="single"/>
-          </w:rPr>
-          <w:t>1:5–10</w:t>
-        </w:r>
-      </w:hyperlink>
+      <w:r>
+        <w:rPr>
+          <w:lang w:val="en_US" w:bidi="en_US"/>
+        </w:rPr>
+        <w:t>1:5–10</w:t>
+      </w:r>
       <w:r>
         <w:rPr>
           <w:lang w:val="en_US" w:bidi="en_US"/>
         </w:rPr>
         <w:t>). Paul thanks God for this church and prays that God will continue to make them worthy of his calling (</w:t>
       </w:r>
-      <w:hyperlink r:id="rId23">
-        <w:r>
-          <w:rPr>
-            <w:lang w:val="en_US" w:bidi="en_US"/>
-          </w:rPr>
-          <w:rPr>
-            <w:color w:val="0000EE"/>
-            <w:u w:val="single"/>
-          </w:rPr>
-          <w:t>1:11–12</w:t>
-        </w:r>
-      </w:hyperlink>
+      <w:r>
+        <w:rPr>
+          <w:lang w:val="en_US" w:bidi="en_US"/>
+        </w:rPr>
+        <w:t>1:11–12</w:t>
+      </w:r>
       <w:r>
         <w:rPr>
           <w:lang w:val="en_US" w:bidi="en_US"/>
@@ -539,18 +467,12 @@
         </w:rPr>
         <w:t>" (</w:t>
       </w:r>
-      <w:hyperlink r:id="rId24">
-        <w:r>
-          <w:rPr>
-            <w:lang w:val="en_US" w:bidi="en_US"/>
-          </w:rPr>
-          <w:rPr>
-            <w:color w:val="0000EE"/>
-            <w:u w:val="single"/>
-          </w:rPr>
-          <w:t>2:1–2</w:t>
-        </w:r>
-      </w:hyperlink>
+      <w:r>
+        <w:rPr>
+          <w:lang w:val="en_US" w:bidi="en_US"/>
+        </w:rPr>
+        <w:t>2:1–2</w:t>
+      </w:r>
       <w:r>
         <w:rPr>
           <w:lang w:val="en_US" w:bidi="en_US"/>
@@ -569,36 +491,24 @@
         </w:rPr>
         <w:t xml:space="preserve"> (</w:t>
       </w:r>
-      <w:hyperlink r:id="rId25">
-        <w:r>
-          <w:rPr>
-            <w:lang w:val="en_US" w:bidi="en_US"/>
-          </w:rPr>
-          <w:rPr>
-            <w:color w:val="0000EE"/>
-            <w:u w:val="single"/>
-          </w:rPr>
-          <w:t>2:3</w:t>
-        </w:r>
-      </w:hyperlink>
+      <w:r>
+        <w:rPr>
+          <w:lang w:val="en_US" w:bidi="en_US"/>
+        </w:rPr>
+        <w:t>2:3</w:t>
+      </w:r>
       <w:r>
         <w:rPr>
           <w:lang w:val="en_US" w:bidi="en_US"/>
         </w:rPr>
         <w:t>). He describes events that will happen before Christ returns. This is when the church will gather to meet him (</w:t>
       </w:r>
-      <w:hyperlink r:id="rId26">
-        <w:r>
-          <w:rPr>
-            <w:lang w:val="en_US" w:bidi="en_US"/>
-          </w:rPr>
-          <w:rPr>
-            <w:color w:val="0000EE"/>
-            <w:u w:val="single"/>
-          </w:rPr>
-          <w:t>2:1–12</w:t>
-        </w:r>
-      </w:hyperlink>
+      <w:r>
+        <w:rPr>
+          <w:lang w:val="en_US" w:bidi="en_US"/>
+        </w:rPr>
+        <w:t>2:1–12</w:t>
+      </w:r>
       <w:r>
         <w:rPr>
           <w:lang w:val="en_US" w:bidi="en_US"/>
@@ -619,54 +529,36 @@
         </w:rPr>
         <w:t>First, there will be a rebellion against God (</w:t>
       </w:r>
-      <w:hyperlink r:id="rId25">
-        <w:r>
-          <w:rPr>
-            <w:lang w:val="en_US" w:bidi="en_US"/>
-          </w:rPr>
-          <w:rPr>
-            <w:color w:val="0000EE"/>
-            <w:u w:val="single"/>
-          </w:rPr>
-          <w:t>2:3</w:t>
-        </w:r>
-      </w:hyperlink>
+      <w:r>
+        <w:rPr>
+          <w:lang w:val="en_US" w:bidi="en_US"/>
+        </w:rPr>
+        <w:t>2:3</w:t>
+      </w:r>
       <w:r>
         <w:rPr>
           <w:lang w:val="en_US" w:bidi="en_US"/>
         </w:rPr>
         <w:t>). Then "the man of lawlessness" will appear, claiming to be God and demanding worship (</w:t>
       </w:r>
-      <w:hyperlink r:id="rId27">
-        <w:r>
-          <w:rPr>
-            <w:lang w:val="en_US" w:bidi="en_US"/>
-          </w:rPr>
-          <w:rPr>
-            <w:color w:val="0000EE"/>
-            <w:u w:val="single"/>
-          </w:rPr>
-          <w:t>2:3–4</w:t>
-        </w:r>
-      </w:hyperlink>
+      <w:r>
+        <w:rPr>
+          <w:lang w:val="en_US" w:bidi="en_US"/>
+        </w:rPr>
+        <w:t>2:3–4</w:t>
+      </w:r>
       <w:r>
         <w:rPr>
           <w:lang w:val="en_US" w:bidi="en_US"/>
         </w:rPr>
         <w:t>). Although Satan will empower him and he will trick many people, Jesus will ultimately destroy him (</w:t>
       </w:r>
-      <w:hyperlink r:id="rId28">
-        <w:r>
-          <w:rPr>
-            <w:lang w:val="en_US" w:bidi="en_US"/>
-          </w:rPr>
-          <w:rPr>
-            <w:color w:val="0000EE"/>
-            <w:u w:val="single"/>
-          </w:rPr>
-          <w:t>2:8–12</w:t>
-        </w:r>
-      </w:hyperlink>
+      <w:r>
+        <w:rPr>
+          <w:lang w:val="en_US" w:bidi="en_US"/>
+        </w:rPr>
+        <w:t>2:8–12</w:t>
+      </w:r>
       <w:r>
         <w:rPr>
           <w:lang w:val="en_US" w:bidi="en_US"/>
@@ -687,72 +579,48 @@
         </w:rPr>
         <w:t>Paul is sure that God chose and called the Thessalonian Christians. He urges them to stay strong in the faith (</w:t>
       </w:r>
-      <w:hyperlink r:id="rId29">
-        <w:r>
-          <w:rPr>
-            <w:lang w:val="en_US" w:bidi="en_US"/>
-          </w:rPr>
-          <w:rPr>
-            <w:color w:val="0000EE"/>
-            <w:u w:val="single"/>
-          </w:rPr>
-          <w:t>2:13–15</w:t>
-        </w:r>
-      </w:hyperlink>
+      <w:r>
+        <w:rPr>
+          <w:lang w:val="en_US" w:bidi="en_US"/>
+        </w:rPr>
+        <w:t>2:13–15</w:t>
+      </w:r>
       <w:r>
         <w:rPr>
           <w:lang w:val="en_US" w:bidi="en_US"/>
         </w:rPr>
         <w:t>). Paul ends his talk about the final events of history with a prayer for the church (</w:t>
       </w:r>
-      <w:hyperlink r:id="rId30">
-        <w:r>
-          <w:rPr>
-            <w:lang w:val="en_US" w:bidi="en_US"/>
-          </w:rPr>
-          <w:rPr>
-            <w:color w:val="0000EE"/>
-            <w:u w:val="single"/>
-          </w:rPr>
-          <w:t>2:16–17</w:t>
-        </w:r>
-      </w:hyperlink>
+      <w:r>
+        <w:rPr>
+          <w:lang w:val="en_US" w:bidi="en_US"/>
+        </w:rPr>
+        <w:t>2:16–17</w:t>
+      </w:r>
       <w:r>
         <w:rPr>
           <w:lang w:val="en_US" w:bidi="en_US"/>
         </w:rPr>
         <w:t>). He asks them to pray for him as he shares the gospel (</w:t>
       </w:r>
-      <w:hyperlink r:id="rId31">
-        <w:r>
-          <w:rPr>
-            <w:lang w:val="en_US" w:bidi="en_US"/>
-          </w:rPr>
-          <w:rPr>
-            <w:color w:val="0000EE"/>
-            <w:u w:val="single"/>
-          </w:rPr>
-          <w:t>3:1–2</w:t>
-        </w:r>
-      </w:hyperlink>
+      <w:r>
+        <w:rPr>
+          <w:lang w:val="en_US" w:bidi="en_US"/>
+        </w:rPr>
+        <w:t>3:1–2</w:t>
+      </w:r>
       <w:r>
         <w:rPr>
           <w:lang w:val="en_US" w:bidi="en_US"/>
         </w:rPr>
         <w:t>). His confidence in the church comes from seeing God's work in them (</w:t>
       </w:r>
-      <w:hyperlink r:id="rId32">
-        <w:r>
-          <w:rPr>
-            <w:lang w:val="en_US" w:bidi="en_US"/>
-          </w:rPr>
-          <w:rPr>
-            <w:color w:val="0000EE"/>
-            <w:u w:val="single"/>
-          </w:rPr>
-          <w:t>3:3–5</w:t>
-        </w:r>
-      </w:hyperlink>
+      <w:r>
+        <w:rPr>
+          <w:lang w:val="en_US" w:bidi="en_US"/>
+        </w:rPr>
+        <w:t>3:3–5</w:t>
+      </w:r>
       <w:r>
         <w:rPr>
           <w:lang w:val="en_US" w:bidi="en_US"/>
@@ -773,54 +641,36 @@
         </w:rPr>
         <w:t>In the closing section, Paul again addresses an issue from his first letter (</w:t>
       </w:r>
-      <w:hyperlink r:id="rId33">
-        <w:r>
-          <w:rPr>
-            <w:lang w:val="en_US" w:bidi="en_US"/>
-          </w:rPr>
-          <w:rPr>
-            <w:color w:val="0000EE"/>
-            <w:u w:val="single"/>
-          </w:rPr>
-          <w:t>3:6–18</w:t>
-        </w:r>
-      </w:hyperlink>
+      <w:r>
+        <w:rPr>
+          <w:lang w:val="en_US" w:bidi="en_US"/>
+        </w:rPr>
+        <w:t>3:6–18</w:t>
+      </w:r>
       <w:r>
         <w:rPr>
           <w:lang w:val="en_US" w:bidi="en_US"/>
         </w:rPr>
         <w:t>). Some Christians were not working, despite Paul's guidance and example. So, Paul urges the church to correct them (</w:t>
       </w:r>
-      <w:hyperlink r:id="rId34">
-        <w:r>
-          <w:rPr>
-            <w:lang w:val="en_US" w:bidi="en_US"/>
-          </w:rPr>
-          <w:rPr>
-            <w:color w:val="0000EE"/>
-            <w:u w:val="single"/>
-          </w:rPr>
-          <w:t>3:6–10</w:t>
-        </w:r>
-      </w:hyperlink>
+      <w:r>
+        <w:rPr>
+          <w:lang w:val="en_US" w:bidi="en_US"/>
+        </w:rPr>
+        <w:t>3:6–10</w:t>
+      </w:r>
       <w:r>
         <w:rPr>
           <w:lang w:val="en_US" w:bidi="en_US"/>
         </w:rPr>
         <w:t>). He also speaks directly to these idle members, telling them to start working (</w:t>
       </w:r>
-      <w:hyperlink r:id="rId35">
-        <w:r>
-          <w:rPr>
-            <w:lang w:val="en_US" w:bidi="en_US"/>
-          </w:rPr>
-          <w:rPr>
-            <w:color w:val="0000EE"/>
-            <w:u w:val="single"/>
-          </w:rPr>
-          <w:t>3:11–12</w:t>
-        </w:r>
-      </w:hyperlink>
+      <w:r>
+        <w:rPr>
+          <w:lang w:val="en_US" w:bidi="en_US"/>
+        </w:rPr>
+        <w:t>3:11–12</w:t>
+      </w:r>
       <w:r>
         <w:rPr>
           <w:lang w:val="en_US" w:bidi="en_US"/>
@@ -841,54 +691,36 @@
         </w:rPr>
         <w:t>He instructs the church to treat these idle members as Christians in error rather than enemies (</w:t>
       </w:r>
-      <w:hyperlink r:id="rId36">
-        <w:r>
-          <w:rPr>
-            <w:lang w:val="en_US" w:bidi="en_US"/>
-          </w:rPr>
-          <w:rPr>
-            <w:color w:val="0000EE"/>
-            <w:u w:val="single"/>
-          </w:rPr>
-          <w:t>3:14–15</w:t>
-        </w:r>
-      </w:hyperlink>
+      <w:r>
+        <w:rPr>
+          <w:lang w:val="en_US" w:bidi="en_US"/>
+        </w:rPr>
+        <w:t>3:14–15</w:t>
+      </w:r>
       <w:r>
         <w:rPr>
           <w:lang w:val="en_US" w:bidi="en_US"/>
         </w:rPr>
         <w:t>). He encourages the church to keep helping those truly in need (</w:t>
       </w:r>
-      <w:hyperlink r:id="rId37">
-        <w:r>
-          <w:rPr>
-            <w:lang w:val="en_US" w:bidi="en_US"/>
-          </w:rPr>
-          <w:rPr>
-            <w:color w:val="0000EE"/>
-            <w:u w:val="single"/>
-          </w:rPr>
-          <w:t>3:13</w:t>
-        </w:r>
-      </w:hyperlink>
+      <w:r>
+        <w:rPr>
+          <w:lang w:val="en_US" w:bidi="en_US"/>
+        </w:rPr>
+        <w:t>3:13</w:t>
+      </w:r>
       <w:r>
         <w:rPr>
           <w:lang w:val="en_US" w:bidi="en_US"/>
         </w:rPr>
         <w:t>). He ends the letter with prayers and a final greeting (</w:t>
       </w:r>
-      <w:hyperlink r:id="rId38">
-        <w:r>
-          <w:rPr>
-            <w:lang w:val="en_US" w:bidi="en_US"/>
-          </w:rPr>
-          <w:rPr>
-            <w:color w:val="0000EE"/>
-            <w:u w:val="single"/>
-          </w:rPr>
-          <w:t>3:16–18</w:t>
-        </w:r>
-      </w:hyperlink>
+      <w:r>
+        <w:rPr>
+          <w:lang w:val="en_US" w:bidi="en_US"/>
+        </w:rPr>
+        <w:t>3:16–18</w:t>
+      </w:r>
       <w:r>
         <w:rPr>
           <w:lang w:val="en_US" w:bidi="en_US"/>
@@ -920,36 +752,24 @@
         </w:rPr>
         <w:t>Paul's name appears in the letter's opening (</w:t>
       </w:r>
-      <w:hyperlink r:id="rId39">
-        <w:r>
-          <w:rPr>
-            <w:lang w:val="en_US" w:bidi="en_US"/>
-          </w:rPr>
-          <w:rPr>
-            <w:color w:val="0000EE"/>
-            <w:u w:val="single"/>
-          </w:rPr>
-          <w:t>1:1</w:t>
-        </w:r>
-      </w:hyperlink>
+      <w:r>
+        <w:rPr>
+          <w:lang w:val="en_US" w:bidi="en_US"/>
+        </w:rPr>
+        <w:t>1:1</w:t>
+      </w:r>
       <w:r>
         <w:rPr>
           <w:lang w:val="en_US" w:bidi="en_US"/>
         </w:rPr>
         <w:t>). At the end, Paul adds a note in his own signature to confirm the letter is authentic (</w:t>
       </w:r>
-      <w:hyperlink r:id="rId40">
-        <w:r>
-          <w:rPr>
-            <w:lang w:val="en_US" w:bidi="en_US"/>
-          </w:rPr>
-          <w:rPr>
-            <w:color w:val="0000EE"/>
-            <w:u w:val="single"/>
-          </w:rPr>
-          <w:t>3:17</w:t>
-        </w:r>
-      </w:hyperlink>
+      <w:r>
+        <w:rPr>
+          <w:lang w:val="en_US" w:bidi="en_US"/>
+        </w:rPr>
+        <w:t>3:17</w:t>
+      </w:r>
       <w:r>
         <w:rPr>
           <w:lang w:val="en_US" w:bidi="en_US"/>
@@ -1021,36 +841,24 @@
         </w:rPr>
         <w:t>" (</w:t>
       </w:r>
-      <w:hyperlink r:id="rId39">
-        <w:r>
-          <w:rPr>
-            <w:lang w:val="en_US" w:bidi="en_US"/>
-          </w:rPr>
-          <w:rPr>
-            <w:color w:val="0000EE"/>
-            <w:u w:val="single"/>
-          </w:rPr>
-          <w:t>2 Thessalonians 1:1</w:t>
-        </w:r>
-      </w:hyperlink>
+      <w:r>
+        <w:rPr>
+          <w:lang w:val="en_US" w:bidi="en_US"/>
+        </w:rPr>
+        <w:t>2 Thessalonians 1:1</w:t>
+      </w:r>
       <w:r>
         <w:rPr>
           <w:lang w:val="en_US" w:bidi="en_US"/>
         </w:rPr>
         <w:t>). Many were skilled workers who earned a living by working with their hands or were clients of wealthy patrons. They were not wealthy themselves (</w:t>
       </w:r>
-      <w:hyperlink r:id="rId41">
-        <w:r>
-          <w:rPr>
-            <w:lang w:val="en_US" w:bidi="en_US"/>
-          </w:rPr>
-          <w:rPr>
-            <w:color w:val="0000EE"/>
-            <w:u w:val="single"/>
-          </w:rPr>
-          <w:t>3:6–12</w:t>
-        </w:r>
-      </w:hyperlink>
+      <w:r>
+        <w:rPr>
+          <w:lang w:val="en_US" w:bidi="en_US"/>
+        </w:rPr>
+        <w:t>3:6–12</w:t>
+      </w:r>
       <w:r>
         <w:rPr>
           <w:lang w:val="en_US" w:bidi="en_US"/>
